--- a/inbox/Application Aware Networking/Book_02_Federal_Application_Aware_Networking_Network_Modernization.docx
+++ b/inbox/Application Aware Networking/Book_02_Federal_Application_Aware_Networking_Network_Modernization.docx
@@ -467,7 +467,7 @@
       <w:r>
         <w:drawing>
           <wp:inline>
-            <wp:extent cx="5334000" cy="2844800"/>
+            <wp:extent cx="6858000" cy="3657600"/>
             <wp:effectExtent b="0" l="0" r="0" t="0"/>
             <wp:docPr descr="Forty Years of Federal IT Architecture — Four Acts" title="" id="21" name="Picture"/>
             <a:graphic>
@@ -488,7 +488,7 @@
                   <pic:spPr bwMode="auto">
                     <a:xfrm>
                       <a:off x="0" y="0"/>
-                      <a:ext cx="5334000" cy="2844800"/>
+                      <a:ext cx="6858000" cy="3657600"/>
                     </a:xfrm>
                     <a:prstGeom prst="rect">
                       <a:avLst/>
@@ -540,7 +540,7 @@
       <w:r>
         <w:drawing>
           <wp:inline>
-            <wp:extent cx="5334000" cy="2844800"/>
+            <wp:extent cx="6858000" cy="3657600"/>
             <wp:effectExtent b="0" l="0" r="0" t="0"/>
             <wp:docPr descr="The Mainframe Era: Brutal Elegance of Centralized Truth" title="" id="24" name="Picture"/>
             <a:graphic>
@@ -561,7 +561,7 @@
                   <pic:spPr bwMode="auto">
                     <a:xfrm>
                       <a:off x="0" y="0"/>
-                      <a:ext cx="5334000" cy="2844800"/>
+                      <a:ext cx="6858000" cy="3657600"/>
                     </a:xfrm>
                     <a:prstGeom prst="rect">
                       <a:avLst/>
@@ -768,7 +768,7 @@
       <w:r>
         <w:drawing>
           <wp:inline>
-            <wp:extent cx="5334000" cy="2844800"/>
+            <wp:extent cx="6858000" cy="3657600"/>
             <wp:effectExtent b="0" l="0" r="0" t="0"/>
             <wp:docPr descr="Act 1 — The Great Decentralization: One Became Twelve" title="" id="28" name="Picture"/>
             <a:graphic>
@@ -789,7 +789,7 @@
                   <pic:spPr bwMode="auto">
                     <a:xfrm>
                       <a:off x="0" y="0"/>
-                      <a:ext cx="5334000" cy="2844800"/>
+                      <a:ext cx="6858000" cy="3657600"/>
                     </a:xfrm>
                     <a:prstGeom prst="rect">
                       <a:avLst/>
@@ -936,7 +936,7 @@
       <w:r>
         <w:drawing>
           <wp:inline>
-            <wp:extent cx="5334000" cy="2844800"/>
+            <wp:extent cx="6858000" cy="3657600"/>
             <wp:effectExtent b="0" l="0" r="0" t="0"/>
             <wp:docPr descr="Act 2 — When Security Ate the Architecture: Stacked Defense Broke Sessions" title="" id="32" name="Picture"/>
             <a:graphic>
@@ -957,7 +957,7 @@
                   <pic:spPr bwMode="auto">
                     <a:xfrm>
                       <a:off x="0" y="0"/>
-                      <a:ext cx="5334000" cy="2844800"/>
+                      <a:ext cx="6858000" cy="3657600"/>
                     </a:xfrm>
                     <a:prstGeom prst="rect">
                       <a:avLst/>
@@ -1211,7 +1211,7 @@
       <w:r>
         <w:drawing>
           <wp:inline>
-            <wp:extent cx="5334000" cy="2844800"/>
+            <wp:extent cx="6858000" cy="3657600"/>
             <wp:effectExtent b="0" l="0" r="0" t="0"/>
             <wp:docPr descr="Act 3 — Four Environments, No Single Identity: The Breaking Point" title="" id="37" name="Picture"/>
             <a:graphic>
@@ -1232,7 +1232,7 @@
                   <pic:spPr bwMode="auto">
                     <a:xfrm>
                       <a:off x="0" y="0"/>
-                      <a:ext cx="5334000" cy="2844800"/>
+                      <a:ext cx="6858000" cy="3657600"/>
                     </a:xfrm>
                     <a:prstGeom prst="rect">
                       <a:avLst/>
@@ -1399,7 +1399,7 @@
       <w:r>
         <w:drawing>
           <wp:inline>
-            <wp:extent cx="5334000" cy="2755900"/>
+            <wp:extent cx="6858000" cy="3543300"/>
             <wp:effectExtent b="0" l="0" r="0" t="0"/>
             <wp:docPr descr="Physics Floor: Fiber vs. LEO Satellite vs. 5G" title="" id="41" name="Picture"/>
             <a:graphic>
@@ -1420,7 +1420,7 @@
                   <pic:spPr bwMode="auto">
                     <a:xfrm>
                       <a:off x="0" y="0"/>
-                      <a:ext cx="5334000" cy="2755900"/>
+                      <a:ext cx="6858000" cy="3543300"/>
                     </a:xfrm>
                     <a:prstGeom prst="rect">
                       <a:avLst/>
@@ -1709,7 +1709,7 @@
       <w:r>
         <w:drawing>
           <wp:inline>
-            <wp:extent cx="5334000" cy="2844800"/>
+            <wp:extent cx="6858000" cy="3657600"/>
             <wp:effectExtent b="0" l="0" r="0" t="0"/>
             <wp:docPr descr="Packet-Layer Network vs. Application-Aware Network" title="" id="47" name="Picture"/>
             <a:graphic>
@@ -1730,7 +1730,7 @@
                   <pic:spPr bwMode="auto">
                     <a:xfrm>
                       <a:off x="0" y="0"/>
-                      <a:ext cx="5334000" cy="2844800"/>
+                      <a:ext cx="6858000" cy="3657600"/>
                     </a:xfrm>
                     <a:prstGeom prst="rect">
                       <a:avLst/>
@@ -1930,7 +1930,7 @@
       <w:r>
         <w:drawing>
           <wp:inline>
-            <wp:extent cx="5334000" cy="2844800"/>
+            <wp:extent cx="6858000" cy="3657600"/>
             <wp:effectExtent b="0" l="0" r="0" t="0"/>
             <wp:docPr descr="SD-WAN Active-Active Multipath: Four Transports, One Application View" title="" id="52" name="Picture"/>
             <a:graphic>
@@ -1951,7 +1951,7 @@
                   <pic:spPr bwMode="auto">
                     <a:xfrm>
                       <a:off x="0" y="0"/>
-                      <a:ext cx="5334000" cy="2844800"/>
+                      <a:ext cx="6858000" cy="3657600"/>
                     </a:xfrm>
                     <a:prstGeom prst="rect">
                       <a:avLst/>
@@ -2144,7 +2144,7 @@
       <w:r>
         <w:drawing>
           <wp:inline>
-            <wp:extent cx="5334000" cy="2844800"/>
+            <wp:extent cx="6858000" cy="3657600"/>
             <wp:effectExtent b="0" l="0" r="0" t="0"/>
             <wp:docPr descr="How Kerberos Breaks Under Modern Network Paths: Multi-Path Failover Versus Session-Bound Tickets" title="" id="56" name="Picture"/>
             <a:graphic>
@@ -2165,7 +2165,7 @@
                   <pic:spPr bwMode="auto">
                     <a:xfrm>
                       <a:off x="0" y="0"/>
-                      <a:ext cx="5334000" cy="2844800"/>
+                      <a:ext cx="6858000" cy="3657600"/>
                     </a:xfrm>
                     <a:prstGeom prst="rect">
                       <a:avLst/>
@@ -3611,7 +3611,7 @@
       <w:r>
         <w:drawing>
           <wp:inline>
-            <wp:extent cx="5334000" cy="2933700"/>
+            <wp:extent cx="6858000" cy="3771900"/>
             <wp:effectExtent b="0" l="0" r="0" t="0"/>
             <wp:docPr descr="The Four Principles of Application-Aware Modernization" title="" id="64" name="Picture"/>
             <a:graphic>
@@ -3632,7 +3632,7 @@
                   <pic:spPr bwMode="auto">
                     <a:xfrm>
                       <a:off x="0" y="0"/>
-                      <a:ext cx="5334000" cy="2933700"/>
+                      <a:ext cx="6858000" cy="3771900"/>
                     </a:xfrm>
                     <a:prstGeom prst="rect">
                       <a:avLst/>
@@ -3729,7 +3729,7 @@
       <w:r>
         <w:drawing>
           <wp:inline>
-            <wp:extent cx="5334000" cy="2844800"/>
+            <wp:extent cx="6858000" cy="3657600"/>
             <wp:effectExtent b="0" l="0" r="0" t="0"/>
             <wp:docPr descr="Principle 1 — SSOT Restoration: Collapsing Twelve Regional Silos Into One Authoritative Model" title="" id="67" name="Picture"/>
             <a:graphic>
@@ -3750,7 +3750,7 @@
                   <pic:spPr bwMode="auto">
                     <a:xfrm>
                       <a:off x="0" y="0"/>
-                      <a:ext cx="5334000" cy="2844800"/>
+                      <a:ext cx="6858000" cy="3657600"/>
                     </a:xfrm>
                     <a:prstGeom prst="rect">
                       <a:avLst/>
@@ -4078,7 +4078,7 @@
       <w:r>
         <w:drawing>
           <wp:inline>
-            <wp:extent cx="5334000" cy="2844800"/>
+            <wp:extent cx="6858000" cy="3657600"/>
             <wp:effectExtent b="0" l="0" r="0" t="0"/>
             <wp:docPr descr="Principle 3 — Token vs Session: How Modern Identity Works Across Networks" title="" id="72" name="Picture"/>
             <a:graphic>
@@ -4099,7 +4099,7 @@
                   <pic:spPr bwMode="auto">
                     <a:xfrm>
                       <a:off x="0" y="0"/>
-                      <a:ext cx="5334000" cy="2844800"/>
+                      <a:ext cx="6858000" cy="3657600"/>
                     </a:xfrm>
                     <a:prstGeom prst="rect">
                       <a:avLst/>
@@ -4295,7 +4295,7 @@
       <w:r>
         <w:drawing>
           <wp:inline>
-            <wp:extent cx="5334000" cy="2726266"/>
+            <wp:extent cx="6858000" cy="3505199"/>
             <wp:effectExtent b="0" l="0" r="0" t="0"/>
             <wp:docPr descr="FedRAMP 20x — From Periodic Assessment to Continuous Machine-Readable Evidence" title="" id="75" name="Picture"/>
             <a:graphic>
@@ -4316,7 +4316,7 @@
                   <pic:spPr bwMode="auto">
                     <a:xfrm>
                       <a:off x="0" y="0"/>
-                      <a:ext cx="5334000" cy="2726266"/>
+                      <a:ext cx="6858000" cy="3505199"/>
                     </a:xfrm>
                     <a:prstGeom prst="rect">
                       <a:avLst/>
@@ -4820,7 +4820,7 @@
       <w:r>
         <w:drawing>
           <wp:inline>
-            <wp:extent cx="5334000" cy="2844800"/>
+            <wp:extent cx="6858000" cy="3657600"/>
             <wp:effectExtent b="0" l="0" r="0" t="0"/>
             <wp:docPr descr="Active Governance: Control Plane and Actuation Ladder" title="" id="80" name="Picture"/>
             <a:graphic>
@@ -4841,7 +4841,7 @@
                   <pic:spPr bwMode="auto">
                     <a:xfrm>
                       <a:off x="0" y="0"/>
-                      <a:ext cx="5334000" cy="2844800"/>
+                      <a:ext cx="6858000" cy="3657600"/>
                     </a:xfrm>
                     <a:prstGeom prst="rect">
                       <a:avLst/>
@@ -6182,7 +6182,7 @@
       <w:r>
         <w:drawing>
           <wp:inline>
-            <wp:extent cx="5334000" cy="2564423"/>
+            <wp:extent cx="6858000" cy="3297115"/>
             <wp:effectExtent b="0" l="0" r="0" t="0"/>
             <wp:docPr descr="Cisco Catalyst SD-WAN — Four Functional Planes" title="" id="86" name="Picture"/>
             <a:graphic>
@@ -6203,7 +6203,7 @@
                   <pic:spPr bwMode="auto">
                     <a:xfrm>
                       <a:off x="0" y="0"/>
-                      <a:ext cx="5334000" cy="2564423"/>
+                      <a:ext cx="6858000" cy="3297115"/>
                     </a:xfrm>
                     <a:prstGeom prst="rect">
                       <a:avLst/>
@@ -6559,7 +6559,7 @@
       <w:r>
         <w:drawing>
           <wp:inline>
-            <wp:extent cx="5334000" cy="2359269"/>
+            <wp:extent cx="6858000" cy="3033346"/>
             <wp:effectExtent b="0" l="0" r="0" t="0"/>
             <wp:docPr descr="Microsoft Intelligent Network Routing — Local Breakout vs. Backhaul" title="" id="90" name="Picture"/>
             <a:graphic>
@@ -6580,7 +6580,7 @@
                   <pic:spPr bwMode="auto">
                     <a:xfrm>
                       <a:off x="0" y="0"/>
-                      <a:ext cx="5334000" cy="2359269"/>
+                      <a:ext cx="6858000" cy="3033346"/>
                     </a:xfrm>
                     <a:prstGeom prst="rect">
                       <a:avLst/>
@@ -8866,7 +8866,9 @@
     </w:p>
     <w:bookmarkEnd w:id="99"/>
     <w:bookmarkEnd w:id="100"/>
-    <w:sectPr/>
+    <w:sectPr>
+      <w:pgMar w:top="720" w:right="720" w:bottom="720" w:left="720" w:header="720" w:footer="720" w:gutter="0"/>
+    </w:sectPr>
   </w:body>
 </w:document>
 </file>

--- a/inbox/Application Aware Networking/Book_02_Federal_Application_Aware_Networking_Network_Modernization.docx
+++ b/inbox/Application Aware Networking/Book_02_Federal_Application_Aware_Networking_Network_Modernization.docx
@@ -467,7 +467,7 @@
       <w:r>
         <w:drawing>
           <wp:inline>
-            <wp:extent cx="6858000" cy="3657600"/>
+            <wp:extent cx="7772400" cy="4145280"/>
             <wp:effectExtent b="0" l="0" r="0" t="0"/>
             <wp:docPr descr="Forty Years of Federal IT Architecture — Four Acts" title="" id="21" name="Picture"/>
             <a:graphic>
@@ -488,7 +488,7 @@
                   <pic:spPr bwMode="auto">
                     <a:xfrm>
                       <a:off x="0" y="0"/>
-                      <a:ext cx="6858000" cy="3657600"/>
+                      <a:ext cx="7772400" cy="4145280"/>
                     </a:xfrm>
                     <a:prstGeom prst="rect">
                       <a:avLst/>
@@ -540,7 +540,7 @@
       <w:r>
         <w:drawing>
           <wp:inline>
-            <wp:extent cx="6858000" cy="3657600"/>
+            <wp:extent cx="7772400" cy="4145280"/>
             <wp:effectExtent b="0" l="0" r="0" t="0"/>
             <wp:docPr descr="The Mainframe Era: Brutal Elegance of Centralized Truth" title="" id="24" name="Picture"/>
             <a:graphic>
@@ -561,7 +561,7 @@
                   <pic:spPr bwMode="auto">
                     <a:xfrm>
                       <a:off x="0" y="0"/>
-                      <a:ext cx="6858000" cy="3657600"/>
+                      <a:ext cx="7772400" cy="4145280"/>
                     </a:xfrm>
                     <a:prstGeom prst="rect">
                       <a:avLst/>
@@ -768,7 +768,7 @@
       <w:r>
         <w:drawing>
           <wp:inline>
-            <wp:extent cx="6858000" cy="3657600"/>
+            <wp:extent cx="7772400" cy="4145280"/>
             <wp:effectExtent b="0" l="0" r="0" t="0"/>
             <wp:docPr descr="Act 1 — The Great Decentralization: One Became Twelve" title="" id="28" name="Picture"/>
             <a:graphic>
@@ -789,7 +789,7 @@
                   <pic:spPr bwMode="auto">
                     <a:xfrm>
                       <a:off x="0" y="0"/>
-                      <a:ext cx="6858000" cy="3657600"/>
+                      <a:ext cx="7772400" cy="4145280"/>
                     </a:xfrm>
                     <a:prstGeom prst="rect">
                       <a:avLst/>
@@ -936,7 +936,7 @@
       <w:r>
         <w:drawing>
           <wp:inline>
-            <wp:extent cx="6858000" cy="3657600"/>
+            <wp:extent cx="7772400" cy="4145280"/>
             <wp:effectExtent b="0" l="0" r="0" t="0"/>
             <wp:docPr descr="Act 2 — When Security Ate the Architecture: Stacked Defense Broke Sessions" title="" id="32" name="Picture"/>
             <a:graphic>
@@ -957,7 +957,7 @@
                   <pic:spPr bwMode="auto">
                     <a:xfrm>
                       <a:off x="0" y="0"/>
-                      <a:ext cx="6858000" cy="3657600"/>
+                      <a:ext cx="7772400" cy="4145280"/>
                     </a:xfrm>
                     <a:prstGeom prst="rect">
                       <a:avLst/>
@@ -1211,7 +1211,7 @@
       <w:r>
         <w:drawing>
           <wp:inline>
-            <wp:extent cx="6858000" cy="3657600"/>
+            <wp:extent cx="7772400" cy="4145280"/>
             <wp:effectExtent b="0" l="0" r="0" t="0"/>
             <wp:docPr descr="Act 3 — Four Environments, No Single Identity: The Breaking Point" title="" id="37" name="Picture"/>
             <a:graphic>
@@ -1232,7 +1232,7 @@
                   <pic:spPr bwMode="auto">
                     <a:xfrm>
                       <a:off x="0" y="0"/>
-                      <a:ext cx="6858000" cy="3657600"/>
+                      <a:ext cx="7772400" cy="4145280"/>
                     </a:xfrm>
                     <a:prstGeom prst="rect">
                       <a:avLst/>
@@ -1399,7 +1399,7 @@
       <w:r>
         <w:drawing>
           <wp:inline>
-            <wp:extent cx="6858000" cy="3543300"/>
+            <wp:extent cx="7772400" cy="4015740"/>
             <wp:effectExtent b="0" l="0" r="0" t="0"/>
             <wp:docPr descr="Physics Floor: Fiber vs. LEO Satellite vs. 5G" title="" id="41" name="Picture"/>
             <a:graphic>
@@ -1420,7 +1420,7 @@
                   <pic:spPr bwMode="auto">
                     <a:xfrm>
                       <a:off x="0" y="0"/>
-                      <a:ext cx="6858000" cy="3543300"/>
+                      <a:ext cx="7772400" cy="4015740"/>
                     </a:xfrm>
                     <a:prstGeom prst="rect">
                       <a:avLst/>
@@ -1709,7 +1709,7 @@
       <w:r>
         <w:drawing>
           <wp:inline>
-            <wp:extent cx="6858000" cy="3657600"/>
+            <wp:extent cx="7772400" cy="4145280"/>
             <wp:effectExtent b="0" l="0" r="0" t="0"/>
             <wp:docPr descr="Packet-Layer Network vs. Application-Aware Network" title="" id="47" name="Picture"/>
             <a:graphic>
@@ -1730,7 +1730,7 @@
                   <pic:spPr bwMode="auto">
                     <a:xfrm>
                       <a:off x="0" y="0"/>
-                      <a:ext cx="6858000" cy="3657600"/>
+                      <a:ext cx="7772400" cy="4145280"/>
                     </a:xfrm>
                     <a:prstGeom prst="rect">
                       <a:avLst/>
@@ -1930,7 +1930,7 @@
       <w:r>
         <w:drawing>
           <wp:inline>
-            <wp:extent cx="6858000" cy="3657600"/>
+            <wp:extent cx="7772400" cy="4145280"/>
             <wp:effectExtent b="0" l="0" r="0" t="0"/>
             <wp:docPr descr="SD-WAN Active-Active Multipath: Four Transports, One Application View" title="" id="52" name="Picture"/>
             <a:graphic>
@@ -1951,7 +1951,7 @@
                   <pic:spPr bwMode="auto">
                     <a:xfrm>
                       <a:off x="0" y="0"/>
-                      <a:ext cx="6858000" cy="3657600"/>
+                      <a:ext cx="7772400" cy="4145280"/>
                     </a:xfrm>
                     <a:prstGeom prst="rect">
                       <a:avLst/>
@@ -2144,7 +2144,7 @@
       <w:r>
         <w:drawing>
           <wp:inline>
-            <wp:extent cx="6858000" cy="3657600"/>
+            <wp:extent cx="7772400" cy="4145280"/>
             <wp:effectExtent b="0" l="0" r="0" t="0"/>
             <wp:docPr descr="How Kerberos Breaks Under Modern Network Paths: Multi-Path Failover Versus Session-Bound Tickets" title="" id="56" name="Picture"/>
             <a:graphic>
@@ -2165,7 +2165,7 @@
                   <pic:spPr bwMode="auto">
                     <a:xfrm>
                       <a:off x="0" y="0"/>
-                      <a:ext cx="6858000" cy="3657600"/>
+                      <a:ext cx="7772400" cy="4145280"/>
                     </a:xfrm>
                     <a:prstGeom prst="rect">
                       <a:avLst/>
@@ -3611,7 +3611,7 @@
       <w:r>
         <w:drawing>
           <wp:inline>
-            <wp:extent cx="6858000" cy="3771900"/>
+            <wp:extent cx="7772400" cy="4274820"/>
             <wp:effectExtent b="0" l="0" r="0" t="0"/>
             <wp:docPr descr="The Four Principles of Application-Aware Modernization" title="" id="64" name="Picture"/>
             <a:graphic>
@@ -3632,7 +3632,7 @@
                   <pic:spPr bwMode="auto">
                     <a:xfrm>
                       <a:off x="0" y="0"/>
-                      <a:ext cx="6858000" cy="3771900"/>
+                      <a:ext cx="7772400" cy="4274820"/>
                     </a:xfrm>
                     <a:prstGeom prst="rect">
                       <a:avLst/>
@@ -3729,7 +3729,7 @@
       <w:r>
         <w:drawing>
           <wp:inline>
-            <wp:extent cx="6858000" cy="3657600"/>
+            <wp:extent cx="7772400" cy="4145280"/>
             <wp:effectExtent b="0" l="0" r="0" t="0"/>
             <wp:docPr descr="Principle 1 — SSOT Restoration: Collapsing Twelve Regional Silos Into One Authoritative Model" title="" id="67" name="Picture"/>
             <a:graphic>
@@ -3750,7 +3750,7 @@
                   <pic:spPr bwMode="auto">
                     <a:xfrm>
                       <a:off x="0" y="0"/>
-                      <a:ext cx="6858000" cy="3657600"/>
+                      <a:ext cx="7772400" cy="4145280"/>
                     </a:xfrm>
                     <a:prstGeom prst="rect">
                       <a:avLst/>
@@ -4078,7 +4078,7 @@
       <w:r>
         <w:drawing>
           <wp:inline>
-            <wp:extent cx="6858000" cy="3657600"/>
+            <wp:extent cx="7772400" cy="4145280"/>
             <wp:effectExtent b="0" l="0" r="0" t="0"/>
             <wp:docPr descr="Principle 3 — Token vs Session: How Modern Identity Works Across Networks" title="" id="72" name="Picture"/>
             <a:graphic>
@@ -4099,7 +4099,7 @@
                   <pic:spPr bwMode="auto">
                     <a:xfrm>
                       <a:off x="0" y="0"/>
-                      <a:ext cx="6858000" cy="3657600"/>
+                      <a:ext cx="7772400" cy="4145280"/>
                     </a:xfrm>
                     <a:prstGeom prst="rect">
                       <a:avLst/>
@@ -4295,7 +4295,7 @@
       <w:r>
         <w:drawing>
           <wp:inline>
-            <wp:extent cx="6858000" cy="3505199"/>
+            <wp:extent cx="7772400" cy="3972559"/>
             <wp:effectExtent b="0" l="0" r="0" t="0"/>
             <wp:docPr descr="FedRAMP 20x — From Periodic Assessment to Continuous Machine-Readable Evidence" title="" id="75" name="Picture"/>
             <a:graphic>
@@ -4316,7 +4316,7 @@
                   <pic:spPr bwMode="auto">
                     <a:xfrm>
                       <a:off x="0" y="0"/>
-                      <a:ext cx="6858000" cy="3505199"/>
+                      <a:ext cx="7772400" cy="3972559"/>
                     </a:xfrm>
                     <a:prstGeom prst="rect">
                       <a:avLst/>
@@ -4820,7 +4820,7 @@
       <w:r>
         <w:drawing>
           <wp:inline>
-            <wp:extent cx="6858000" cy="3657600"/>
+            <wp:extent cx="7772400" cy="4145280"/>
             <wp:effectExtent b="0" l="0" r="0" t="0"/>
             <wp:docPr descr="Active Governance: Control Plane and Actuation Ladder" title="" id="80" name="Picture"/>
             <a:graphic>
@@ -4841,7 +4841,7 @@
                   <pic:spPr bwMode="auto">
                     <a:xfrm>
                       <a:off x="0" y="0"/>
-                      <a:ext cx="6858000" cy="3657600"/>
+                      <a:ext cx="7772400" cy="4145280"/>
                     </a:xfrm>
                     <a:prstGeom prst="rect">
                       <a:avLst/>
@@ -6182,7 +6182,7 @@
       <w:r>
         <w:drawing>
           <wp:inline>
-            <wp:extent cx="6858000" cy="3297115"/>
+            <wp:extent cx="7772400" cy="3736730"/>
             <wp:effectExtent b="0" l="0" r="0" t="0"/>
             <wp:docPr descr="Cisco Catalyst SD-WAN — Four Functional Planes" title="" id="86" name="Picture"/>
             <a:graphic>
@@ -6203,7 +6203,7 @@
                   <pic:spPr bwMode="auto">
                     <a:xfrm>
                       <a:off x="0" y="0"/>
-                      <a:ext cx="6858000" cy="3297115"/>
+                      <a:ext cx="7772400" cy="3736730"/>
                     </a:xfrm>
                     <a:prstGeom prst="rect">
                       <a:avLst/>
@@ -6559,7 +6559,7 @@
       <w:r>
         <w:drawing>
           <wp:inline>
-            <wp:extent cx="6858000" cy="3033346"/>
+            <wp:extent cx="7772400" cy="3437792"/>
             <wp:effectExtent b="0" l="0" r="0" t="0"/>
             <wp:docPr descr="Microsoft Intelligent Network Routing — Local Breakout vs. Backhaul" title="" id="90" name="Picture"/>
             <a:graphic>
@@ -6580,7 +6580,7 @@
                   <pic:spPr bwMode="auto">
                     <a:xfrm>
                       <a:off x="0" y="0"/>
-                      <a:ext cx="6858000" cy="3033346"/>
+                      <a:ext cx="7772400" cy="3437792"/>
                     </a:xfrm>
                     <a:prstGeom prst="rect">
                       <a:avLst/>
